--- a/az/discovery-articles/3.15 Lift.docx
+++ b/az/discovery-articles/3.15 Lift.docx
@@ -4,564 +4,374 @@
   <w:body>
     <w:p>
       <w:pPr>
-        <w:keepNext/>
-        <w:spacing w:before="280" w:after="120"/>
+        <w:pStyle w:val="Title"/>
+        <w:widowControl/>
       </w:pPr>
       <w:r>
-        <w:rPr>
-          <w:rFonts w:ascii="Calibri" w:hAnsi="Calibri" w:eastAsia="Calibri"/>
-          <w:b/>
-          <w:i w:val="0"/>
-          <w:color w:val="004E8C"/>
-          <w:sz w:val="44"/>
-        </w:rPr>
         <w:t>3.15 Lift</w:t>
       </w:r>
     </w:p>
     <w:p>
       <w:pPr>
-        <w:spacing w:after="80"/>
+        <w:keepNext/>
+        <w:widowControl/>
       </w:pPr>
       <w:r>
         <w:rPr>
-          <w:rFonts w:ascii="Calibri" w:hAnsi="Calibri" w:eastAsia="Calibri"/>
-          <w:b w:val="0"/>
-          <w:i/>
-          <w:color w:val="505050"/>
-          <w:sz w:val="22"/>
+          <w:sz w:val="20"/>
         </w:rPr>
-        <w:t>3. Sənaye, enerji və nəqliyyat</w:t>
-      </w:r>
-    </w:p>
-    <w:p>
-      <w:pPr>
-        <w:spacing w:after="200"/>
-      </w:pPr>
-      <w:r>
-        <w:rPr>
-          <w:rFonts w:ascii="Calibri" w:hAnsi="Calibri" w:eastAsia="Calibri"/>
-          <w:b w:val="0"/>
-          <w:i/>
-          <w:sz w:val="22"/>
-        </w:rPr>
-        <w:t>Dövr: təxminən XIX əsrin ortaları (təhlükəsizlik liftinin yaranması); daha qədim qaldırıcılar; sonralar elektriklə işləyən hündürmərtəbəli sistemlər | Əsas simalar: Elişa Otis (təhlükəsizlik əyləcinin nümayişi); daha qədim mədən və anbar qaldırıcılarının ustaları; sonrakı elektrik liftlərinin mühəndisləri</w:t>
-      </w:r>
-    </w:p>
-    <w:p>
-      <w:pPr>
-        <w:spacing w:after="160" w:line="276" w:lineRule="auto"/>
-      </w:pPr>
-      <w:r>
-        <w:rPr>
-          <w:rFonts w:ascii="Calibri" w:hAnsi="Calibri" w:eastAsia="Calibri"/>
-          <w:b w:val="0"/>
-          <w:i w:val="0"/>
-          <w:sz w:val="22"/>
-        </w:rPr>
-        <w:t>Lift insanları və yükləri mərtəbələr arasında daşıyan kabinəli nəqliyyat qurğusudur. Təhlükəsizlik əyləcləri və elektrik ötürücüləri liftləri etibarlı etdi, yuxarı mərtəbələrdən gündəlik istifadəni asanlaşdırdı və çoxmərtəbəli şəhərlərin inkişafına şərait yaratdı.</w:t>
+        <w:t>3 Sənaye enerji və nəqliyyat</w:t>
       </w:r>
     </w:p>
     <w:p>
       <w:pPr>
         <w:keepNext/>
-        <w:spacing w:before="240" w:after="120"/>
+        <w:widowControl/>
       </w:pPr>
       <w:r>
         <w:rPr>
-          <w:rFonts w:ascii="Calibri" w:hAnsi="Calibri" w:eastAsia="Calibri"/>
-          <w:b/>
-          <w:i w:val="0"/>
-          <w:color w:val="004E8C"/>
-          <w:sz w:val="28"/>
+          <w:sz w:val="20"/>
         </w:rPr>
-        <w:t>Əsas faktlar</w:t>
+        <w:t>Dövr: təxminən XIX əsrin ortaları (təhlükəsizlik mexanizmli lift); daha əvvəl qaldırıcılar; sonralar hündür binalar üçün elektrik sistemləri | Əsas şəxslər: Elişa Otis (təhlükəsizlik əyləcinin nümayişi); mədən və anbar qaldırıcılarının ustaları; sonrakı elektrik lift mühəndisləri</w:t>
+      </w:r>
+    </w:p>
+    <w:p>
+      <w:pPr>
+        <w:widowControl/>
+      </w:pPr>
+      <w:r>
+        <w:t>Lift insanları və yükləri mərtəbələr arasında daşıyan, istiqamətləndiricilər üzrə hərəkət edən kabinədir. Təhlükəsizlik əyləcləri, sonra elektrik ötürücüləri onu etibarlı etdi. Şaquli məkan gündəlik istifadə olunan daşınmaz əmlaka çevrildi.</w:t>
+      </w:r>
+    </w:p>
+    <w:p>
+      <w:pPr>
+        <w:pStyle w:val="Heading1"/>
+        <w:widowControl/>
+      </w:pPr>
+      <w:r>
+        <w:t>Əsas məlumatlar</w:t>
       </w:r>
     </w:p>
     <w:p>
       <w:pPr>
         <w:pStyle w:val="ListBullet"/>
+        <w:widowControl/>
       </w:pPr>
       <w:r>
-        <w:rPr>
-          <w:rFonts w:ascii="Calibri" w:hAnsi="Calibri" w:eastAsia="Calibri"/>
-          <w:b w:val="0"/>
-          <w:i w:val="0"/>
-          <w:sz w:val="22"/>
-        </w:rPr>
-        <w:t>İnsanlar liftə etibar etməzdən çox əvvəl yük daşımaq üçün müxtəlif qaldırıcılar mövcud idi</w:t>
+        <w:t>Sərnişinlər liftə etibar etməzdən xeyli əvvəl yüklər üçün qaldırıcılar vardı.</w:t>
       </w:r>
     </w:p>
     <w:p>
       <w:pPr>
         <w:pStyle w:val="ListBullet"/>
+        <w:widowControl/>
       </w:pPr>
       <w:r>
-        <w:rPr>
-          <w:rFonts w:ascii="Calibri" w:hAnsi="Calibri" w:eastAsia="Calibri"/>
-          <w:b w:val="0"/>
-          <w:i w:val="0"/>
-          <w:sz w:val="22"/>
-        </w:rPr>
-        <w:t>Elişa Otis 1850-ci illərdə kəndir qırılarkən platformanın düşməsinə mane olan təhlükəsizlik mexanizmini nümayiş etdirib</w:t>
+        <w:t>Elişa Otis 1850-ci illərdə kanat qırılanda platformanın düşməsini dayandıran mexanizm nümayiş etdirdi.</w:t>
       </w:r>
     </w:p>
     <w:p>
       <w:pPr>
         <w:pStyle w:val="ListBullet"/>
+        <w:widowControl/>
       </w:pPr>
       <w:r>
-        <w:rPr>
-          <w:rFonts w:ascii="Calibri" w:hAnsi="Calibri" w:eastAsia="Calibri"/>
-          <w:b w:val="0"/>
-          <w:i w:val="0"/>
-          <w:sz w:val="22"/>
-        </w:rPr>
-        <w:t>Böyüyən şəhər binalarında əvvəl buxar və hidravlik, sonra elektrik liftlərindən istifadə olunub</w:t>
+        <w:t>Böyüyən şəhər binalarında buxar, hidravlik və sonra elektrik liftləri işlədildi.</w:t>
       </w:r>
     </w:p>
     <w:p>
       <w:pPr>
         <w:pStyle w:val="ListBullet"/>
+        <w:widowControl/>
       </w:pPr>
       <w:r>
-        <w:rPr>
-          <w:rFonts w:ascii="Calibri" w:hAnsi="Calibri" w:eastAsia="Calibri"/>
-          <w:b w:val="0"/>
-          <w:i w:val="0"/>
-          <w:sz w:val="22"/>
-        </w:rPr>
-        <w:t>Avtomatik idarəetmə, qapılar və təhlükəsizlik qaydaları sərnişin liftini gündəlik xidmətə çevirib</w:t>
+        <w:t>Avtomatik idarəetmə, qapılar və qaydalar sərnişin daşınmasını adiləşdirdi.</w:t>
       </w:r>
     </w:p>
     <w:p>
       <w:pPr>
         <w:pStyle w:val="ListBullet"/>
+        <w:widowControl/>
       </w:pPr>
       <w:r>
-        <w:rPr>
-          <w:rFonts w:ascii="Calibri" w:hAnsi="Calibri" w:eastAsia="Calibri"/>
-          <w:b w:val="0"/>
-          <w:i w:val="0"/>
-          <w:sz w:val="22"/>
-        </w:rPr>
-        <w:t>Göydələnlərin iqtisadi səmərəliliyi sürətli və təhlükəsiz şaquli nəqliyyatdan asılıdır</w:t>
+        <w:t>Göydələnlərin iqtisadi səmərəsi sürətli və təhlükəsiz şaquli nəqliyyatdan asılıdır.</w:t>
       </w:r>
     </w:p>
     <w:p>
       <w:pPr>
-        <w:keepNext/>
-        <w:spacing w:before="240" w:after="120"/>
+        <w:pStyle w:val="Heading1"/>
+        <w:widowControl/>
       </w:pPr>
       <w:r>
-        <w:rPr>
-          <w:rFonts w:ascii="Calibri" w:hAnsi="Calibri" w:eastAsia="Calibri"/>
-          <w:b/>
-          <w:i w:val="0"/>
-          <w:color w:val="004E8C"/>
-          <w:sz w:val="28"/>
-        </w:rPr>
-        <w:t>Bu nədir və necə işləyir?</w:t>
+        <w:t>Bu nədir</w:t>
       </w:r>
     </w:p>
     <w:p>
       <w:pPr>
-        <w:spacing w:after="160" w:line="276" w:lineRule="auto"/>
+        <w:widowControl/>
       </w:pPr>
       <w:r>
-        <w:rPr>
-          <w:rFonts w:ascii="Calibri" w:hAnsi="Calibri" w:eastAsia="Calibri"/>
-          <w:b w:val="0"/>
-          <w:i w:val="0"/>
-          <w:sz w:val="22"/>
-        </w:rPr>
-        <w:t>Lift şaxtadakı istiqamətləndiricilər boyunca hərəkət edən kabinədir; troslar, hidravlik sistem və ya başqa ötürücü onu qaldırıb-endirir. Tutucu mexanizmlər, amortizatorlar və blokirovkalar nasazlıq zamanı insanları qorumaq üçün nəzərdə tutulur, əksçəkilər isə yükü tarazlayır. Düymələr və çağırışları idarə edən proqram kabinələrin hərəkətini və sərnişin axınını mərtəbələr arasında tənzimləyir. Sadə desək, lift yuxarı-aşağı hərəkət edən otaqdır. Həlledici yenilik yük qaldırmaq deyildi — mədənlərdə bucurqadlar çoxdan vardı; əsas məsələ insanları minməyin təhlükəsiz olduğuna inandırmaq idi.</w:t>
+        <w:t>Lift şaxtada kanat, hidravlik və ya başqa ötürücü ilə qalxıb-enən kabinədir; istiqamətləndiricilər onu düzgün xəttdə saxlayır. Tutucular, buferlər və bloklayıcı mexanizmlər nasazlıq zamanı insanları qorumağa, əksçəki isə yükü tarazlamağa xidmət edir. Düymələr və çağırışların idarəsi şaxtanı ortaq şaquli küçəyə çevirir. Sadə desək, bu, qalxan otaqdır. Həlledici yenilik qaldırmanın özü deyildi — mədənlərdə bucurqadlar vardı — insanları ona minməyə razı salan təhlükəsizlik idi.</w:t>
       </w:r>
     </w:p>
     <w:p>
       <w:pPr>
-        <w:keepNext/>
-        <w:spacing w:before="240" w:after="120"/>
+        <w:pStyle w:val="Heading1"/>
+        <w:widowControl/>
       </w:pPr>
       <w:r>
-        <w:rPr>
-          <w:rFonts w:ascii="Calibri" w:hAnsi="Calibri" w:eastAsia="Calibri"/>
-          <w:b/>
-          <w:i w:val="0"/>
-          <w:color w:val="004E8C"/>
-          <w:sz w:val="28"/>
-        </w:rPr>
-        <w:t>Kim kəşf və ya ixtira edib?</w:t>
+        <w:t>Kim kəşf edib və ya yaradıb</w:t>
       </w:r>
     </w:p>
     <w:p>
       <w:pPr>
-        <w:spacing w:after="160" w:line="276" w:lineRule="auto"/>
+        <w:widowControl/>
       </w:pPr>
       <w:r>
-        <w:rPr>
-          <w:rFonts w:ascii="Calibri" w:hAnsi="Calibri" w:eastAsia="Calibri"/>
-          <w:b w:val="0"/>
-          <w:i w:val="0"/>
-          <w:sz w:val="22"/>
-        </w:rPr>
-        <w:t>Anbar və teatrlarda yük platformalarından qədim dövrlərdən istifadə olunub. Elişa Otis qaldırıcı kəndir qırıldıqda relslərdən yapışıb platformanı saxlayan təhlükəsizlik qurğusunu satmağa başladı və 1850-ci illərdə Nyu-Yorkda keçirdiyi məşhur nümayişlə bu ixtiranın rəmzinə çevrildi. Saysız-hesabsız mühəndis barabanları, hidravlik sistemləri, elektrik dartısını və qapı mexanizmlərini təkmilləşdirdi. İnsanların etimadının yaranmasında tikinti normaları və müfəttişlərin də payı var. Məşhur marka hekayəsi qaldırıcı texnologiyalarının uzun tarixini bir sərgi anına sığdırır.</w:t>
+        <w:t>Anbar və teatrlarda qaldırıcı platformalar qədimdən işlənirdi. Elişa Otis qaldırıcı ip qırılanda relslərdən tutan təhlükəsizlik qurğusunu satışa çıxarması ilə rəmzi simaya çevrildi. Onun 1850-ci illərdə Nyu-Yorkdakı nümayişi məşhur oldu. Saysız mühəndis barabanları, hidravlikanı, elektrik dartısını və qapıları təkmilləşdirdi. Etibarın yaranmasında tikinti qaydalarının və müfəttişlərin də payı vardı. Marka hekayəsi uzun qaldırıcı ustalığı tarixini bir sərgi anına endirir.</w:t>
       </w:r>
     </w:p>
     <w:p>
       <w:pPr>
-        <w:keepNext/>
-        <w:spacing w:before="240" w:after="120"/>
+        <w:pStyle w:val="Heading1"/>
+        <w:widowControl/>
       </w:pPr>
       <w:r>
-        <w:rPr>
-          <w:rFonts w:ascii="Calibri" w:hAnsi="Calibri" w:eastAsia="Calibri"/>
-          <w:b/>
-          <w:i w:val="0"/>
-          <w:color w:val="004E8C"/>
-          <w:sz w:val="28"/>
-        </w:rPr>
-        <w:t>Nə vaxt və necə yaranıb?</w:t>
+        <w:t>Nə vaxt və necə yaranıb</w:t>
       </w:r>
     </w:p>
     <w:p>
       <w:pPr>
-        <w:spacing w:after="160" w:line="276" w:lineRule="auto"/>
+        <w:widowControl/>
       </w:pPr>
       <w:r>
-        <w:rPr>
-          <w:rFonts w:ascii="Calibri" w:hAnsi="Calibri" w:eastAsia="Calibri"/>
-          <w:b w:val="0"/>
-          <w:i w:val="0"/>
-          <w:sz w:val="22"/>
-        </w:rPr>
-        <w:t>XIX əsrin ortalarında təhlükəsizlik liftinin reklamı daha hündür binalar tikməyə imkan verən dəmir karkasların yayılması ilə eyni vaxta düşdü. Univermaq və ofislərdə buxar və hidravlik liftlər işləyirdi; XIX əsrin sonu və XX əsrin əvvəllərində elektrik dartısı daha hündür şaxtalar üçün uyğun oldu. Avtomatik idarəetmə liftçiyə ehtiyacı azaltdı, tikinti zonaları və yanğın təhlükəsizliyi qaydaları da texnologiya ilə birlikdə inkişaf etdi. Göydələnlər dövründə lift qrupları binanın fasadı qədər mühüm xüsusiyyətə çevrildi. Şəhər torpağının qiyməti artdıqca liftlər də yuxarı qalxdı.</w:t>
+        <w:t>XIX əsrin ortalarında təhlükəsizlik nümayişləri dəmir karkaslı binaların daha hündür tikilmək ehtiyacı ilə üst-üstə düşdü. Univermaq və ofislərdə buxar və hidravlik liftlər işləyirdi. XIX əsrin sonu və XX əsrin əvvəllərində elektrik dartısı daha hündür şaxtalara uyğun gəldi. Avtomatik iş liftçilərə ehtiyacı azaltdı; zonalaşdırma və yanğın qaydaları da paralel dəyişdi. Göydələn dövründə lift qrupları fasadlar qədər səciyyəvi oldu. Şəhər torpağının qiyməti artdıqca liftlərin istifadəsi genişləndi.</w:t>
       </w:r>
     </w:p>
     <w:p>
       <w:pPr>
-        <w:keepNext/>
-        <w:spacing w:before="240" w:after="120"/>
+        <w:pStyle w:val="Heading1"/>
+        <w:widowControl/>
       </w:pPr>
       <w:r>
-        <w:rPr>
-          <w:rFonts w:ascii="Calibri" w:hAnsi="Calibri" w:eastAsia="Calibri"/>
-          <w:b/>
-          <w:i w:val="0"/>
-          <w:color w:val="004E8C"/>
-          <w:sz w:val="28"/>
-        </w:rPr>
-        <w:t>Elmi əhəmiyyəti</w:t>
+        <w:t>Elm üçün əhəmiyyəti</w:t>
       </w:r>
     </w:p>
     <w:p>
       <w:pPr>
-        <w:spacing w:after="160" w:line="276" w:lineRule="auto"/>
+        <w:widowControl/>
       </w:pPr>
       <w:r>
-        <w:rPr>
-          <w:rFonts w:ascii="Calibri" w:hAnsi="Calibri" w:eastAsia="Calibri"/>
-          <w:b w:val="0"/>
-          <w:i w:val="0"/>
-          <w:sz w:val="22"/>
-        </w:rPr>
-        <w:t>Liftlər dinamika, sürtünmə, idarəetmə və insan amilləri ilə bağlı problemləri bir qurğuda cəmləşdirir: sürətlənmə zamanı rahatlıq, trosun uzanması və sərnişin növbələri bunlara daxildir. Təhlükəsizlik mühəndisliyi trosun nadir hallarda qırılmasını sonradan düşünüləcək hadisə deyil, əvvəlcədən hesablanan ssenari sayır. Dartılı liftlər əksçəki vasitəsilə mexaniki üstünlüyü və enerjiyə qənaəti nümayiş etdirir. Hündür binalarda yanğın və tüstünün yayılma modelləri şaxtaları şaquli keçid kimi nəzərə almalıdır. Lift ictimaiyyətin daimi nəzarəti altında etibarlılığı sınaqdan keçirən laboratoriyadır.</w:t>
+        <w:t>Liftdə dinamika, sürtünmə, idarəetmə və insan amili birləşir: sürətlənmənin rahatlığı, kanatın uzanması, gözləmə növbələri. Təhlükəsizlik mühəndisliyi nadir kanat qırılmasını sonradan düşünüləcək məsələ deyil, layihə şərti sayır. Dartılı liftlər əksçəki ilə mexaniki üstünlüyü və enerji qənaətini göstərir. Hündür binada yanğın və tüstü modelləri şaxtaları şaquli yayılma yolu kimi nəzərə almalıdır. Lift ictimaiyyətin hər gün sınadığı etibarlılıq laboratoriyasıdır.</w:t>
       </w:r>
     </w:p>
     <w:p>
       <w:pPr>
-        <w:keepNext/>
-        <w:spacing w:before="240" w:after="120"/>
+        <w:pStyle w:val="Heading1"/>
+        <w:widowControl/>
       </w:pPr>
       <w:r>
-        <w:rPr>
-          <w:rFonts w:ascii="Calibri" w:hAnsi="Calibri" w:eastAsia="Calibri"/>
-          <w:b/>
-          <w:i w:val="0"/>
-          <w:color w:val="004E8C"/>
-          <w:sz w:val="28"/>
-        </w:rPr>
         <w:t>Sonrakı inkişafa təsiri</w:t>
       </w:r>
     </w:p>
     <w:p>
       <w:pPr>
-        <w:spacing w:after="160" w:line="276" w:lineRule="auto"/>
+        <w:widowControl/>
       </w:pPr>
       <w:r>
-        <w:rPr>
-          <w:rFonts w:ascii="Calibri" w:hAnsi="Calibri" w:eastAsia="Calibri"/>
-          <w:b w:val="0"/>
-          <w:i w:val="0"/>
-          <w:sz w:val="22"/>
-        </w:rPr>
-        <w:t>Etibarlı liftlər olmasaydı, müasir göydələnlərin və çoxmərtəbəli otellərin iqtisadi mənası az olardı. Şəhərlərin sıxlığı, mərkəzi biznes rayonları və şaquli ticarət mərkəzləri liftə əsaslanır. Sonralar əlçatanlıqla bağlı müzakirələr lifti bərabər hüquqları təmin edən infrastrukturun bir hissəsinə çevirdi. Anbar avtomatlaşdırması və tikinti qaldırıcıları onun yaxın qohumlarıdır. İnsanlar küçə səsindən çox yuxarıda yaşayıb işləyə bildiyi üçün memarlığın görünüşü dəyişdi — yetər ki, düymə basılanda kabinə gəlsin.</w:t>
+        <w:t>Etibarlı lift olmadan müasir göydələn və çoxmərtəbəli otel iqtisadi baxımdan çətin əsaslandırılar. Şəhər sıxlığı, mərkəzi iş rayonları və şaquli ticarət mərkəzləri liftə arxalanır. Sonralar əlçatanlıq müzakirələri lifti bərabər istifadə hüququnun infrastrukturu kimi də önə çıxardı. Anbar avtomatlaşdırması və tikinti qaldırıcıları onun yaxın qohumlarıdır. İnsanlar küçə səsindən xeyli yuxarıda yaşayıb işləyə bildiyi üçün memarlığın silueti dəyişdi — bir şərtlə ki, çağırılan kabinə gəlsin.</w:t>
       </w:r>
     </w:p>
     <w:p>
       <w:pPr>
-        <w:keepNext/>
-        <w:spacing w:before="240" w:after="120"/>
+        <w:pStyle w:val="Heading1"/>
+        <w:widowControl/>
       </w:pPr>
       <w:r>
-        <w:rPr>
-          <w:rFonts w:ascii="Calibri" w:hAnsi="Calibri" w:eastAsia="Calibri"/>
-          <w:b/>
-          <w:i w:val="0"/>
-          <w:color w:val="004E8C"/>
-          <w:sz w:val="28"/>
-        </w:rPr>
-        <w:t>İnsan həyatını necə dəyişdi?</w:t>
+        <w:t>İnsan həyatını necə dəyişib</w:t>
       </w:r>
     </w:p>
     <w:p>
       <w:pPr>
-        <w:spacing w:after="160" w:line="276" w:lineRule="auto"/>
+        <w:widowControl/>
       </w:pPr>
       <w:r>
-        <w:rPr>
-          <w:rFonts w:ascii="Calibri" w:hAnsi="Calibri" w:eastAsia="Calibri"/>
-          <w:b w:val="0"/>
-          <w:i w:val="0"/>
-          <w:sz w:val="22"/>
-        </w:rPr>
-        <w:t>Əvvəllər ucuz çardaq sahəsi sayılan yuxarı mərtəbələr mənzərəsinə görə arzulanan məkana çevrildi. Gündəlik yolun bir hissəsi şaquli oldu, təsadüfi görüşlər isə vestibül və lift kabinələrinə keçdi. Hündürlük qorxusu düyməli polad qutu ilə üz-üzə qaldı; bəzi insanlar ona heç vaxt tam etibar etmədi. Bu gün sıx şəhərlərdə iyirmi mərtəbəni pilləkənlə qalxmaq məcburiyyət deyil. Lift dayananda isə bu səssiz asılılıq dərhal üzə çıxır.</w:t>
+        <w:t>Üst mərtəbələr ucuz çardaqdan dəyərli mənzərəli məkanlara çevrildi. İşə gedişin bir hissəsi şaquli oldu, təsadüfi görüşlər foyelərə və kabinələrə keçdi. Hündürlük qorxusunun qarşısına düyməli polad qutu çıxdı; bəziləri ona tam etibar etmədi. Sıx şəhərlərdə gündəlik həyat iyirmi mərtəbəni piyada qalxmağın seçim olmasına əsaslanır. Lift dayananadək bu asılılıq çox vaxt hiss edilmir.</w:t>
       </w:r>
     </w:p>
     <w:p>
       <w:pPr>
-        <w:keepNext/>
-        <w:spacing w:before="240" w:after="120"/>
+        <w:pStyle w:val="Heading1"/>
+        <w:widowControl/>
       </w:pPr>
       <w:r>
-        <w:rPr>
-          <w:rFonts w:ascii="Calibri" w:hAnsi="Calibri" w:eastAsia="Calibri"/>
-          <w:b/>
-          <w:i w:val="0"/>
-          <w:color w:val="004E8C"/>
-          <w:sz w:val="28"/>
-        </w:rPr>
         <w:t>Mənbələr və istinadlar</w:t>
       </w:r>
     </w:p>
     <w:p>
       <w:pPr>
-        <w:keepNext/>
-        <w:spacing w:before="240" w:after="120"/>
+        <w:pStyle w:val="Heading2"/>
+        <w:widowControl/>
       </w:pPr>
       <w:r>
         <w:rPr>
-          <w:rFonts w:ascii="Calibri" w:hAnsi="Calibri" w:eastAsia="Calibri"/>
-          <w:b/>
-          <w:i w:val="0"/>
-          <w:color w:val="004E8C"/>
-          <w:sz w:val="24"/>
+          <w:sz w:val="20"/>
         </w:rPr>
-        <w:t>A. Kitablar və əsas elmi əsərlər</w:t>
+        <w:t>A Kitablar və əsas elmi əsərlər</w:t>
       </w:r>
     </w:p>
     <w:p>
       <w:pPr>
-        <w:spacing w:after="80"/>
-        <w:ind w:left="360"/>
+        <w:widowControl/>
       </w:pPr>
       <w:r>
         <w:rPr>
-          <w:rFonts w:ascii="Calibri" w:hAnsi="Calibri" w:eastAsia="Calibri"/>
-          <w:b w:val="0"/>
-          <w:i w:val="0"/>
-          <w:sz w:val="22"/>
+          <w:sz w:val="20"/>
         </w:rPr>
         <w:t>1. Bernard, Andreas. Lifted: A Cultural History of the Elevator. New York: NYU Press, 2014.</w:t>
       </w:r>
     </w:p>
     <w:p>
       <w:pPr>
-        <w:keepNext/>
-        <w:spacing w:before="240" w:after="120"/>
+        <w:pStyle w:val="Heading2"/>
+        <w:widowControl/>
       </w:pPr>
       <w:r>
         <w:rPr>
-          <w:rFonts w:ascii="Calibri" w:hAnsi="Calibri" w:eastAsia="Calibri"/>
-          <w:b/>
-          <w:i w:val="0"/>
-          <w:color w:val="004E8C"/>
-          <w:sz w:val="24"/>
+          <w:sz w:val="20"/>
         </w:rPr>
-        <w:t>C. Təşkilatların materialları və ensiklopedik mənbələr</w:t>
+        <w:t>C Qurumların materialları və ensiklopedik mənbələr</w:t>
       </w:r>
     </w:p>
     <w:p>
       <w:pPr>
-        <w:spacing w:after="80"/>
-        <w:ind w:left="360"/>
+        <w:widowControl/>
       </w:pPr>
       <w:r>
         <w:rPr>
-          <w:rFonts w:ascii="Calibri" w:hAnsi="Calibri" w:eastAsia="Calibri"/>
-          <w:b w:val="0"/>
-          <w:i w:val="0"/>
-          <w:sz w:val="22"/>
+          <w:sz w:val="20"/>
         </w:rPr>
-        <w:t>1. Encyclopaedia Britannica. “Elevator” (“Lift”).</w:t>
-      </w:r>
-      <w:r>
-        <w:rPr>
-          <w:rFonts w:ascii="Calibri" w:hAnsi="Calibri" w:eastAsia="Calibri"/>
-          <w:b w:val="0"/>
-          <w:i w:val="0"/>
-          <w:sz w:val="22"/>
-        </w:rPr>
-        <w:t xml:space="preserve"> </w:t>
+        <w:t xml:space="preserve">1. Encyclopaedia Britannica. 'Elevator.' </w:t>
       </w:r>
       <w:hyperlink r:id="rId9">
         <w:r>
           <w:rPr>
-            <w:rFonts w:ascii="Calibri" w:hAnsi="Calibri" w:eastAsia="Calibri"/>
-            <w:b w:val="0"/>
-            <w:i w:val="0"/>
-            <w:sz w:val="22"/>
-            <w:color w:val="0563C1"/>
-            <w:u w:val="single"/>
+            <w:sz w:val="20"/>
           </w:rPr>
           <w:t>https://www.britannica.com/technology/elevator-vertical-transport</w:t>
         </w:r>
       </w:hyperlink>
+      <w:r>
+        <w:rPr>
+          <w:sz w:val="20"/>
+        </w:rPr>
+      </w:r>
     </w:p>
     <w:p>
       <w:pPr>
-        <w:spacing w:after="80"/>
-        <w:ind w:left="360"/>
+        <w:widowControl/>
       </w:pPr>
       <w:r>
         <w:rPr>
-          <w:rFonts w:ascii="Calibri" w:hAnsi="Calibri" w:eastAsia="Calibri"/>
-          <w:b w:val="0"/>
-          <w:i w:val="0"/>
-          <w:sz w:val="22"/>
+          <w:sz w:val="20"/>
         </w:rPr>
-        <w:t>2. Encyclopaedia Britannica. “Elisha Otis” (“Elişa Otis”).</w:t>
-      </w:r>
-      <w:r>
-        <w:rPr>
-          <w:rFonts w:ascii="Calibri" w:hAnsi="Calibri" w:eastAsia="Calibri"/>
-          <w:b w:val="0"/>
-          <w:i w:val="0"/>
-          <w:sz w:val="22"/>
-        </w:rPr>
-        <w:t xml:space="preserve"> </w:t>
+        <w:t xml:space="preserve">2. Encyclopaedia Britannica. 'Elisha Otis.' </w:t>
       </w:r>
       <w:hyperlink r:id="rId10">
         <w:r>
           <w:rPr>
-            <w:rFonts w:ascii="Calibri" w:hAnsi="Calibri" w:eastAsia="Calibri"/>
-            <w:b w:val="0"/>
-            <w:i w:val="0"/>
-            <w:sz w:val="22"/>
-            <w:color w:val="0563C1"/>
-            <w:u w:val="single"/>
+            <w:sz w:val="20"/>
           </w:rPr>
           <w:t>https://www.britannica.com/biography/Elisha-Otis</w:t>
         </w:r>
       </w:hyperlink>
-    </w:p>
-    <w:p>
-      <w:pPr>
-        <w:keepNext/>
-        <w:spacing w:before="240" w:after="120"/>
-      </w:pPr>
       <w:r>
         <w:rPr>
-          <w:rFonts w:ascii="Calibri" w:hAnsi="Calibri" w:eastAsia="Calibri"/>
-          <w:b/>
-          <w:i w:val="0"/>
-          <w:color w:val="004E8C"/>
-          <w:sz w:val="24"/>
+          <w:sz w:val="20"/>
         </w:rPr>
-        <w:t>J. Mətbuat, populyar elmi və ümumi məlumat mənbələri</w:t>
       </w:r>
     </w:p>
     <w:p>
       <w:pPr>
-        <w:spacing w:after="80"/>
-        <w:ind w:left="360"/>
+        <w:pStyle w:val="Heading2"/>
+        <w:widowControl/>
       </w:pPr>
       <w:r>
         <w:rPr>
-          <w:rFonts w:ascii="Calibri" w:hAnsi="Calibri" w:eastAsia="Calibri"/>
-          <w:b w:val="0"/>
-          <w:i w:val="0"/>
-          <w:sz w:val="22"/>
+          <w:sz w:val="20"/>
         </w:rPr>
-        <w:t>1. Smithsonian Magazine. “The History of the Elevator” (“Liftin tarixi”).</w:t>
+        <w:t>J Mətbuat elmi kütləvi nəşrlər və ümumi mənbələr</w:t>
       </w:r>
+    </w:p>
+    <w:p>
+      <w:pPr>
+        <w:widowControl/>
+      </w:pPr>
       <w:r>
         <w:rPr>
-          <w:rFonts w:ascii="Calibri" w:hAnsi="Calibri" w:eastAsia="Calibri"/>
-          <w:b w:val="0"/>
-          <w:i w:val="0"/>
-          <w:sz w:val="22"/>
+          <w:sz w:val="20"/>
         </w:rPr>
-        <w:t xml:space="preserve"> </w:t>
+        <w:t xml:space="preserve">1. Smithsonian Magazine. 'The History of the Elevator.' </w:t>
       </w:r>
       <w:hyperlink r:id="rId11">
         <w:r>
           <w:rPr>
-            <w:rFonts w:ascii="Calibri" w:hAnsi="Calibri" w:eastAsia="Calibri"/>
-            <w:b w:val="0"/>
-            <w:i w:val="0"/>
-            <w:sz w:val="22"/>
-            <w:color w:val="0563C1"/>
-            <w:u w:val="single"/>
+            <w:sz w:val="20"/>
           </w:rPr>
           <w:t>https://www.smithsonianmag.com/history/the-history-of-the-elevator-180975143/</w:t>
         </w:r>
       </w:hyperlink>
+      <w:r>
+        <w:rPr>
+          <w:sz w:val="20"/>
+        </w:rPr>
+      </w:r>
     </w:p>
     <w:p>
       <w:pPr>
-        <w:spacing w:after="80"/>
-        <w:ind w:left="360"/>
+        <w:widowControl/>
       </w:pPr>
       <w:r>
         <w:rPr>
-          <w:rFonts w:ascii="Calibri" w:hAnsi="Calibri" w:eastAsia="Calibri"/>
-          <w:b w:val="0"/>
-          <w:i w:val="0"/>
-          <w:sz w:val="22"/>
+          <w:sz w:val="20"/>
         </w:rPr>
-        <w:t>2. Otis. Şirkətin təhlükəsizlik liftinin tarixi haqqında materialı.</w:t>
-      </w:r>
-      <w:r>
-        <w:rPr>
-          <w:rFonts w:ascii="Calibri" w:hAnsi="Calibri" w:eastAsia="Calibri"/>
-          <w:b w:val="0"/>
-          <w:i w:val="0"/>
-          <w:sz w:val="22"/>
-        </w:rPr>
-        <w:t xml:space="preserve"> </w:t>
+        <w:t xml:space="preserve">2. Otis. Company history of the safety elevator. </w:t>
       </w:r>
       <w:hyperlink r:id="rId12">
         <w:r>
           <w:rPr>
-            <w:rFonts w:ascii="Calibri" w:hAnsi="Calibri" w:eastAsia="Calibri"/>
-            <w:b w:val="0"/>
-            <w:i w:val="0"/>
-            <w:sz w:val="22"/>
-            <w:color w:val="0563C1"/>
-            <w:u w:val="single"/>
+            <w:sz w:val="20"/>
           </w:rPr>
           <w:t>https://www.otis.com/en/us/our-company/history</w:t>
         </w:r>
       </w:hyperlink>
+      <w:r>
+        <w:rPr>
+          <w:sz w:val="20"/>
+        </w:rPr>
+      </w:r>
     </w:p>
     <w:sectPr>
-      <w:pgSz w:w="12240" w:h="15840"/>
-      <w:pgMar w:top="1296" w:right="1440" w:bottom="1296" w:left="1440" w:header="720" w:footer="720" w:gutter="0"/>
+      <w:footerReference w:type="default" r:id="rId13"/>
+      <w:pgSz w:w="11906" w:h="16838"/>
+      <w:pgMar w:top="1020" w:right="1134" w:bottom="1020" w:left="1134" w:header="720" w:footer="720" w:gutter="0"/>
       <w:cols w:space="720"/>
       <w:docGrid w:linePitch="360"/>
     </w:sectPr>
   </w:body>
 </w:document>
+</file>
+
+<file path=word/footer1.xml><?xml version="1.0" encoding="utf-8"?>
+<w:ftr xmlns:m="http://schemas.openxmlformats.org/officeDocument/2006/math" xmlns:mc="http://schemas.openxmlformats.org/markup-compatibility/2006" xmlns:mo="http://schemas.microsoft.com/office/mac/office/2008/main" xmlns:mv="urn:schemas-microsoft-com:mac:vml" xmlns:o="urn:schemas-microsoft-com:office:office" xmlns:r="http://schemas.openxmlformats.org/officeDocument/2006/relationships" xmlns:v="urn:schemas-microsoft-com:vml" xmlns:w10="urn:schemas-microsoft-com:office:word" xmlns:w14="http://schemas.microsoft.com/office/word/2010/wordml" xmlns:w="http://schemas.openxmlformats.org/wordprocessingml/2006/main" xmlns:wne="http://schemas.microsoft.com/office/word/2006/wordml" xmlns:wp14="http://schemas.microsoft.com/office/word/2010/wordprocessingDrawing" xmlns:wp="http://schemas.openxmlformats.org/drawingml/2006/wordprocessingDrawing" xmlns:wpc="http://schemas.microsoft.com/office/word/2010/wordprocessingCanvas" xmlns:wpg="http://schemas.microsoft.com/office/word/2010/wordprocessingGroup" xmlns:wpi="http://schemas.microsoft.com/office/word/2010/wordprocessingInk" xmlns:wps="http://schemas.microsoft.com/office/word/2010/wordprocessingShape" mc:Ignorable="w14 wp14">
+  <w:p>
+    <w:pPr>
+      <w:pStyle w:val="Footer"/>
+      <w:jc w:val="right"/>
+    </w:pPr>
+    <w:fldSimple w:instr="PAGE"/>
+  </w:p>
+</w:ftr>
 </file>
 
 <file path=word/numbering.xml><?xml version="1.0" encoding="utf-8"?>
@@ -772,7 +582,7 @@
   <w:docDefaults>
     <w:rPrDefault>
       <w:rPr>
-        <w:rFonts w:asciiTheme="minorHAnsi" w:eastAsiaTheme="minorEastAsia" w:hAnsiTheme="minorHAnsi" w:cstheme="minorBidi"/>
+        <w:rFonts/>
         <w:sz w:val="22"/>
         <w:szCs w:val="22"/>
         <w:lang w:val="en-US" w:eastAsia="en-US" w:bidi="ar-SA"/>
@@ -927,6 +737,15 @@
     <w:name w:val="Normal"/>
     <w:qFormat/>
     <w:rsid w:val="00FC693F"/>
+    <w:pPr>
+      <w:spacing w:after="120" w:line="259" w:lineRule="auto"/>
+    </w:pPr>
+    <w:rPr>
+      <w:rFonts w:ascii="Times New Roman" w:hAnsi="Times New Roman"/>
+      <w:color w:val="000000"/>
+      <w:sz w:val="24"/>
+      <w:lang w:val="az-Latn-AZ"/>
+    </w:rPr>
   </w:style>
   <w:style w:type="paragraph" w:styleId="Header">
     <w:name w:val="header"/>
@@ -983,16 +802,17 @@
     <w:pPr>
       <w:keepNext/>
       <w:keepLines/>
-      <w:spacing w:before="480" w:after="0"/>
+      <w:spacing w:before="480" w:after="120" w:line="259" w:lineRule="auto"/>
       <w:outlineLvl w:val="0"/>
     </w:pPr>
     <w:rPr>
-      <w:rFonts w:asciiTheme="majorHAnsi" w:eastAsiaTheme="majorEastAsia" w:hAnsiTheme="majorHAnsi" w:cstheme="majorBidi"/>
+      <w:rFonts w:ascii="Times New Roman" w:hAnsi="Times New Roman"/>
       <w:b/>
       <w:bCs/>
-      <w:color w:val="365F91" w:themeColor="accent1" w:themeShade="BF"/>
-      <w:sz w:val="28"/>
+      <w:color w:val="000000"/>
+      <w:sz w:val="26"/>
       <w:szCs w:val="28"/>
+      <w:lang w:val="az-Latn-AZ"/>
     </w:rPr>
   </w:style>
   <w:style w:type="paragraph" w:styleId="Heading2">
@@ -1007,16 +827,17 @@
     <w:pPr>
       <w:keepNext/>
       <w:keepLines/>
-      <w:spacing w:before="200" w:after="0"/>
+      <w:spacing w:before="200" w:after="120" w:line="259" w:lineRule="auto"/>
       <w:outlineLvl w:val="1"/>
     </w:pPr>
     <w:rPr>
-      <w:rFonts w:asciiTheme="majorHAnsi" w:eastAsiaTheme="majorEastAsia" w:hAnsiTheme="majorHAnsi" w:cstheme="majorBidi"/>
+      <w:rFonts w:ascii="Times New Roman" w:hAnsi="Times New Roman"/>
       <w:b/>
       <w:bCs/>
-      <w:color w:val="4F81BD" w:themeColor="accent1"/>
+      <w:color w:val="000000"/>
       <w:sz w:val="26"/>
       <w:szCs w:val="26"/>
+      <w:lang w:val="az-Latn-AZ"/>
     </w:rPr>
   </w:style>
   <w:style w:type="paragraph" w:styleId="Heading3">
@@ -1035,7 +856,7 @@
       <w:outlineLvl w:val="2"/>
     </w:pPr>
     <w:rPr>
-      <w:rFonts w:asciiTheme="majorHAnsi" w:eastAsiaTheme="majorEastAsia" w:hAnsiTheme="majorHAnsi" w:cstheme="majorBidi"/>
+      <w:rFonts/>
       <w:b/>
       <w:bCs/>
       <w:color w:val="4F81BD" w:themeColor="accent1"/>
@@ -1058,7 +879,7 @@
       <w:outlineLvl w:val="3"/>
     </w:pPr>
     <w:rPr>
-      <w:rFonts w:asciiTheme="majorHAnsi" w:eastAsiaTheme="majorEastAsia" w:hAnsiTheme="majorHAnsi" w:cstheme="majorBidi"/>
+      <w:rFonts/>
       <w:b/>
       <w:bCs/>
       <w:i/>
@@ -1083,7 +904,7 @@
       <w:outlineLvl w:val="4"/>
     </w:pPr>
     <w:rPr>
-      <w:rFonts w:asciiTheme="majorHAnsi" w:eastAsiaTheme="majorEastAsia" w:hAnsiTheme="majorHAnsi" w:cstheme="majorBidi"/>
+      <w:rFonts/>
       <w:color w:val="243F60" w:themeColor="accent1" w:themeShade="7F"/>
     </w:rPr>
   </w:style>
@@ -1104,7 +925,7 @@
       <w:outlineLvl w:val="5"/>
     </w:pPr>
     <w:rPr>
-      <w:rFonts w:asciiTheme="majorHAnsi" w:eastAsiaTheme="majorEastAsia" w:hAnsiTheme="majorHAnsi" w:cstheme="majorBidi"/>
+      <w:rFonts/>
       <w:i/>
       <w:iCs/>
       <w:color w:val="243F60" w:themeColor="accent1" w:themeShade="7F"/>
@@ -1127,7 +948,7 @@
       <w:outlineLvl w:val="6"/>
     </w:pPr>
     <w:rPr>
-      <w:rFonts w:asciiTheme="majorHAnsi" w:eastAsiaTheme="majorEastAsia" w:hAnsiTheme="majorHAnsi" w:cstheme="majorBidi"/>
+      <w:rFonts/>
       <w:i/>
       <w:iCs/>
       <w:color w:val="404040" w:themeColor="text1" w:themeTint="BF"/>
@@ -1150,7 +971,7 @@
       <w:outlineLvl w:val="7"/>
     </w:pPr>
     <w:rPr>
-      <w:rFonts w:asciiTheme="majorHAnsi" w:eastAsiaTheme="majorEastAsia" w:hAnsiTheme="majorHAnsi" w:cstheme="majorBidi"/>
+      <w:rFonts/>
       <w:color w:val="4F81BD" w:themeColor="accent1"/>
       <w:sz w:val="20"/>
       <w:szCs w:val="20"/>
@@ -1173,7 +994,7 @@
       <w:outlineLvl w:val="8"/>
     </w:pPr>
     <w:rPr>
-      <w:rFonts w:asciiTheme="majorHAnsi" w:eastAsiaTheme="majorEastAsia" w:hAnsiTheme="majorHAnsi" w:cstheme="majorBidi"/>
+      <w:rFonts/>
       <w:i/>
       <w:iCs/>
       <w:color w:val="404040" w:themeColor="text1" w:themeTint="BF"/>
@@ -1224,7 +1045,7 @@
     <w:uiPriority w:val="9"/>
     <w:rsid w:val="00FC693F"/>
     <w:rPr>
-      <w:rFonts w:asciiTheme="majorHAnsi" w:eastAsiaTheme="majorEastAsia" w:hAnsiTheme="majorHAnsi" w:cstheme="majorBidi"/>
+      <w:rFonts/>
       <w:b/>
       <w:bCs/>
       <w:color w:val="365F91" w:themeColor="accent1" w:themeShade="BF"/>
@@ -1239,7 +1060,7 @@
     <w:uiPriority w:val="9"/>
     <w:rsid w:val="00FC693F"/>
     <w:rPr>
-      <w:rFonts w:asciiTheme="majorHAnsi" w:eastAsiaTheme="majorEastAsia" w:hAnsiTheme="majorHAnsi" w:cstheme="majorBidi"/>
+      <w:rFonts/>
       <w:b/>
       <w:bCs/>
       <w:color w:val="4F81BD" w:themeColor="accent1"/>
@@ -1254,7 +1075,7 @@
     <w:uiPriority w:val="9"/>
     <w:rsid w:val="00FC693F"/>
     <w:rPr>
-      <w:rFonts w:asciiTheme="majorHAnsi" w:eastAsiaTheme="majorEastAsia" w:hAnsiTheme="majorHAnsi" w:cstheme="majorBidi"/>
+      <w:rFonts/>
       <w:b/>
       <w:bCs/>
       <w:color w:val="4F81BD" w:themeColor="accent1"/>
@@ -1269,19 +1090,17 @@
     <w:qFormat/>
     <w:rsid w:val="00FC693F"/>
     <w:pPr>
-      <w:pBdr>
-        <w:bottom w:val="single" w:sz="8" w:space="4" w:color="4F81BD" w:themeColor="accent1"/>
-      </w:pBdr>
-      <w:spacing w:after="300" w:line="240" w:lineRule="auto"/>
+      <w:spacing w:after="120" w:line="259" w:lineRule="auto"/>
       <w:contextualSpacing/>
     </w:pPr>
     <w:rPr>
-      <w:rFonts w:asciiTheme="majorHAnsi" w:eastAsiaTheme="majorEastAsia" w:hAnsiTheme="majorHAnsi" w:cstheme="majorBidi"/>
-      <w:color w:val="17365D" w:themeColor="text2" w:themeShade="BF"/>
+      <w:rFonts w:ascii="Times New Roman" w:hAnsi="Times New Roman"/>
+      <w:color w:val="000000"/>
       <w:spacing w:val="5"/>
       <w:kern w:val="28"/>
-      <w:sz w:val="52"/>
+      <w:sz w:val="40"/>
       <w:szCs w:val="52"/>
+      <w:lang w:val="az-Latn-AZ"/>
     </w:rPr>
   </w:style>
   <w:style w:type="character" w:customStyle="1" w:styleId="TitleChar">
@@ -1291,7 +1110,7 @@
     <w:uiPriority w:val="10"/>
     <w:rsid w:val="00FC693F"/>
     <w:rPr>
-      <w:rFonts w:asciiTheme="majorHAnsi" w:eastAsiaTheme="majorEastAsia" w:hAnsiTheme="majorHAnsi" w:cstheme="majorBidi"/>
+      <w:rFonts/>
       <w:color w:val="17365D" w:themeColor="text2" w:themeShade="BF"/>
       <w:spacing w:val="5"/>
       <w:kern w:val="28"/>
@@ -1313,7 +1132,7 @@
       </w:numPr>
     </w:pPr>
     <w:rPr>
-      <w:rFonts w:asciiTheme="majorHAnsi" w:eastAsiaTheme="majorEastAsia" w:hAnsiTheme="majorHAnsi" w:cstheme="majorBidi"/>
+      <w:rFonts/>
       <w:i/>
       <w:iCs/>
       <w:color w:val="4F81BD" w:themeColor="accent1"/>
@@ -1329,7 +1148,7 @@
     <w:uiPriority w:val="11"/>
     <w:rsid w:val="00FC693F"/>
     <w:rPr>
-      <w:rFonts w:asciiTheme="majorHAnsi" w:eastAsiaTheme="majorEastAsia" w:hAnsiTheme="majorHAnsi" w:cstheme="majorBidi"/>
+      <w:rFonts/>
       <w:i/>
       <w:iCs/>
       <w:color w:val="4F81BD" w:themeColor="accent1"/>
@@ -1454,8 +1273,15 @@
       <w:numPr>
         <w:numId w:val="1"/>
       </w:numPr>
+      <w:spacing w:after="120" w:line="259" w:lineRule="auto"/>
       <w:contextualSpacing/>
     </w:pPr>
+    <w:rPr>
+      <w:rFonts w:ascii="Times New Roman" w:hAnsi="Times New Roman"/>
+      <w:color w:val="000000"/>
+      <w:sz w:val="24"/>
+      <w:lang w:val="az-Latn-AZ"/>
+    </w:rPr>
   </w:style>
   <w:style w:type="paragraph" w:styleId="ListBullet2">
     <w:name w:val="List Bullet 2"/>
@@ -1627,7 +1453,7 @@
     <w:semiHidden/>
     <w:rsid w:val="00FC693F"/>
     <w:rPr>
-      <w:rFonts w:asciiTheme="majorHAnsi" w:eastAsiaTheme="majorEastAsia" w:hAnsiTheme="majorHAnsi" w:cstheme="majorBidi"/>
+      <w:rFonts/>
       <w:b/>
       <w:bCs/>
       <w:i/>
@@ -1643,7 +1469,7 @@
     <w:semiHidden/>
     <w:rsid w:val="00FC693F"/>
     <w:rPr>
-      <w:rFonts w:asciiTheme="majorHAnsi" w:eastAsiaTheme="majorEastAsia" w:hAnsiTheme="majorHAnsi" w:cstheme="majorBidi"/>
+      <w:rFonts/>
       <w:color w:val="243F60" w:themeColor="accent1" w:themeShade="7F"/>
     </w:rPr>
   </w:style>
@@ -1655,7 +1481,7 @@
     <w:semiHidden/>
     <w:rsid w:val="00FC693F"/>
     <w:rPr>
-      <w:rFonts w:asciiTheme="majorHAnsi" w:eastAsiaTheme="majorEastAsia" w:hAnsiTheme="majorHAnsi" w:cstheme="majorBidi"/>
+      <w:rFonts/>
       <w:i/>
       <w:iCs/>
       <w:color w:val="243F60" w:themeColor="accent1" w:themeShade="7F"/>
@@ -1669,7 +1495,7 @@
     <w:semiHidden/>
     <w:rsid w:val="00FC693F"/>
     <w:rPr>
-      <w:rFonts w:asciiTheme="majorHAnsi" w:eastAsiaTheme="majorEastAsia" w:hAnsiTheme="majorHAnsi" w:cstheme="majorBidi"/>
+      <w:rFonts/>
       <w:i/>
       <w:iCs/>
       <w:color w:val="404040" w:themeColor="text1" w:themeTint="BF"/>
@@ -1683,7 +1509,7 @@
     <w:semiHidden/>
     <w:rsid w:val="00FC693F"/>
     <w:rPr>
-      <w:rFonts w:asciiTheme="majorHAnsi" w:eastAsiaTheme="majorEastAsia" w:hAnsiTheme="majorHAnsi" w:cstheme="majorBidi"/>
+      <w:rFonts/>
       <w:color w:val="4F81BD" w:themeColor="accent1"/>
       <w:sz w:val="20"/>
       <w:szCs w:val="20"/>
@@ -1697,7 +1523,7 @@
     <w:semiHidden/>
     <w:rsid w:val="00FC693F"/>
     <w:rPr>
-      <w:rFonts w:asciiTheme="majorHAnsi" w:eastAsiaTheme="majorEastAsia" w:hAnsiTheme="majorHAnsi" w:cstheme="majorBidi"/>
+      <w:rFonts/>
       <w:i/>
       <w:iCs/>
       <w:color w:val="404040" w:themeColor="text1" w:themeTint="BF"/>
@@ -1756,9 +1582,6 @@
     <w:qFormat/>
     <w:rsid w:val="00FC693F"/>
     <w:pPr>
-      <w:pBdr>
-        <w:bottom w:val="single" w:sz="4" w:space="4" w:color="4F81BD" w:themeColor="accent1"/>
-      </w:pBdr>
       <w:spacing w:before="200" w:after="280"/>
       <w:ind w:left="936" w:right="936"/>
     </w:pPr>
@@ -3286,7 +3109,7 @@
         <w:spacing w:before="0" w:after="0" w:line="240" w:lineRule="auto"/>
       </w:pPr>
       <w:rPr>
-        <w:rFonts w:asciiTheme="majorHAnsi" w:eastAsiaTheme="majorEastAsia" w:hAnsiTheme="majorHAnsi" w:cstheme="majorBidi"/>
+        <w:rFonts/>
         <w:b/>
         <w:bCs/>
       </w:rPr>
@@ -3307,7 +3130,7 @@
         <w:spacing w:before="0" w:after="0" w:line="240" w:lineRule="auto"/>
       </w:pPr>
       <w:rPr>
-        <w:rFonts w:asciiTheme="majorHAnsi" w:eastAsiaTheme="majorEastAsia" w:hAnsiTheme="majorHAnsi" w:cstheme="majorBidi"/>
+        <w:rFonts/>
         <w:b/>
         <w:bCs/>
       </w:rPr>
@@ -3325,14 +3148,14 @@
     </w:tblStylePr>
     <w:tblStylePr w:type="firstCol">
       <w:rPr>
-        <w:rFonts w:asciiTheme="majorHAnsi" w:eastAsiaTheme="majorEastAsia" w:hAnsiTheme="majorHAnsi" w:cstheme="majorBidi"/>
+        <w:rFonts/>
         <w:b/>
         <w:bCs/>
       </w:rPr>
     </w:tblStylePr>
     <w:tblStylePr w:type="lastCol">
       <w:rPr>
-        <w:rFonts w:asciiTheme="majorHAnsi" w:eastAsiaTheme="majorEastAsia" w:hAnsiTheme="majorHAnsi" w:cstheme="majorBidi"/>
+        <w:rFonts/>
         <w:b/>
         <w:bCs/>
       </w:rPr>
@@ -3416,7 +3239,7 @@
         <w:spacing w:before="0" w:after="0" w:line="240" w:lineRule="auto"/>
       </w:pPr>
       <w:rPr>
-        <w:rFonts w:asciiTheme="majorHAnsi" w:eastAsiaTheme="majorEastAsia" w:hAnsiTheme="majorHAnsi" w:cstheme="majorBidi"/>
+        <w:rFonts/>
         <w:b/>
         <w:bCs/>
       </w:rPr>
@@ -3437,7 +3260,7 @@
         <w:spacing w:before="0" w:after="0" w:line="240" w:lineRule="auto"/>
       </w:pPr>
       <w:rPr>
-        <w:rFonts w:asciiTheme="majorHAnsi" w:eastAsiaTheme="majorEastAsia" w:hAnsiTheme="majorHAnsi" w:cstheme="majorBidi"/>
+        <w:rFonts/>
         <w:b/>
         <w:bCs/>
       </w:rPr>
@@ -3455,14 +3278,14 @@
     </w:tblStylePr>
     <w:tblStylePr w:type="firstCol">
       <w:rPr>
-        <w:rFonts w:asciiTheme="majorHAnsi" w:eastAsiaTheme="majorEastAsia" w:hAnsiTheme="majorHAnsi" w:cstheme="majorBidi"/>
+        <w:rFonts/>
         <w:b/>
         <w:bCs/>
       </w:rPr>
     </w:tblStylePr>
     <w:tblStylePr w:type="lastCol">
       <w:rPr>
-        <w:rFonts w:asciiTheme="majorHAnsi" w:eastAsiaTheme="majorEastAsia" w:hAnsiTheme="majorHAnsi" w:cstheme="majorBidi"/>
+        <w:rFonts/>
         <w:b/>
         <w:bCs/>
       </w:rPr>
@@ -3546,7 +3369,7 @@
         <w:spacing w:before="0" w:after="0" w:line="240" w:lineRule="auto"/>
       </w:pPr>
       <w:rPr>
-        <w:rFonts w:asciiTheme="majorHAnsi" w:eastAsiaTheme="majorEastAsia" w:hAnsiTheme="majorHAnsi" w:cstheme="majorBidi"/>
+        <w:rFonts/>
         <w:b/>
         <w:bCs/>
       </w:rPr>
@@ -3567,7 +3390,7 @@
         <w:spacing w:before="0" w:after="0" w:line="240" w:lineRule="auto"/>
       </w:pPr>
       <w:rPr>
-        <w:rFonts w:asciiTheme="majorHAnsi" w:eastAsiaTheme="majorEastAsia" w:hAnsiTheme="majorHAnsi" w:cstheme="majorBidi"/>
+        <w:rFonts/>
         <w:b/>
         <w:bCs/>
       </w:rPr>
@@ -3585,14 +3408,14 @@
     </w:tblStylePr>
     <w:tblStylePr w:type="firstCol">
       <w:rPr>
-        <w:rFonts w:asciiTheme="majorHAnsi" w:eastAsiaTheme="majorEastAsia" w:hAnsiTheme="majorHAnsi" w:cstheme="majorBidi"/>
+        <w:rFonts/>
         <w:b/>
         <w:bCs/>
       </w:rPr>
     </w:tblStylePr>
     <w:tblStylePr w:type="lastCol">
       <w:rPr>
-        <w:rFonts w:asciiTheme="majorHAnsi" w:eastAsiaTheme="majorEastAsia" w:hAnsiTheme="majorHAnsi" w:cstheme="majorBidi"/>
+        <w:rFonts/>
         <w:b/>
         <w:bCs/>
       </w:rPr>
@@ -3676,7 +3499,7 @@
         <w:spacing w:before="0" w:after="0" w:line="240" w:lineRule="auto"/>
       </w:pPr>
       <w:rPr>
-        <w:rFonts w:asciiTheme="majorHAnsi" w:eastAsiaTheme="majorEastAsia" w:hAnsiTheme="majorHAnsi" w:cstheme="majorBidi"/>
+        <w:rFonts/>
         <w:b/>
         <w:bCs/>
       </w:rPr>
@@ -3697,7 +3520,7 @@
         <w:spacing w:before="0" w:after="0" w:line="240" w:lineRule="auto"/>
       </w:pPr>
       <w:rPr>
-        <w:rFonts w:asciiTheme="majorHAnsi" w:eastAsiaTheme="majorEastAsia" w:hAnsiTheme="majorHAnsi" w:cstheme="majorBidi"/>
+        <w:rFonts/>
         <w:b/>
         <w:bCs/>
       </w:rPr>
@@ -3715,14 +3538,14 @@
     </w:tblStylePr>
     <w:tblStylePr w:type="firstCol">
       <w:rPr>
-        <w:rFonts w:asciiTheme="majorHAnsi" w:eastAsiaTheme="majorEastAsia" w:hAnsiTheme="majorHAnsi" w:cstheme="majorBidi"/>
+        <w:rFonts/>
         <w:b/>
         <w:bCs/>
       </w:rPr>
     </w:tblStylePr>
     <w:tblStylePr w:type="lastCol">
       <w:rPr>
-        <w:rFonts w:asciiTheme="majorHAnsi" w:eastAsiaTheme="majorEastAsia" w:hAnsiTheme="majorHAnsi" w:cstheme="majorBidi"/>
+        <w:rFonts/>
         <w:b/>
         <w:bCs/>
       </w:rPr>
@@ -3806,7 +3629,7 @@
         <w:spacing w:before="0" w:after="0" w:line="240" w:lineRule="auto"/>
       </w:pPr>
       <w:rPr>
-        <w:rFonts w:asciiTheme="majorHAnsi" w:eastAsiaTheme="majorEastAsia" w:hAnsiTheme="majorHAnsi" w:cstheme="majorBidi"/>
+        <w:rFonts/>
         <w:b/>
         <w:bCs/>
       </w:rPr>
@@ -3827,7 +3650,7 @@
         <w:spacing w:before="0" w:after="0" w:line="240" w:lineRule="auto"/>
       </w:pPr>
       <w:rPr>
-        <w:rFonts w:asciiTheme="majorHAnsi" w:eastAsiaTheme="majorEastAsia" w:hAnsiTheme="majorHAnsi" w:cstheme="majorBidi"/>
+        <w:rFonts/>
         <w:b/>
         <w:bCs/>
       </w:rPr>
@@ -3845,14 +3668,14 @@
     </w:tblStylePr>
     <w:tblStylePr w:type="firstCol">
       <w:rPr>
-        <w:rFonts w:asciiTheme="majorHAnsi" w:eastAsiaTheme="majorEastAsia" w:hAnsiTheme="majorHAnsi" w:cstheme="majorBidi"/>
+        <w:rFonts/>
         <w:b/>
         <w:bCs/>
       </w:rPr>
     </w:tblStylePr>
     <w:tblStylePr w:type="lastCol">
       <w:rPr>
-        <w:rFonts w:asciiTheme="majorHAnsi" w:eastAsiaTheme="majorEastAsia" w:hAnsiTheme="majorHAnsi" w:cstheme="majorBidi"/>
+        <w:rFonts/>
         <w:b/>
         <w:bCs/>
       </w:rPr>
@@ -3936,7 +3759,7 @@
         <w:spacing w:before="0" w:after="0" w:line="240" w:lineRule="auto"/>
       </w:pPr>
       <w:rPr>
-        <w:rFonts w:asciiTheme="majorHAnsi" w:eastAsiaTheme="majorEastAsia" w:hAnsiTheme="majorHAnsi" w:cstheme="majorBidi"/>
+        <w:rFonts/>
         <w:b/>
         <w:bCs/>
       </w:rPr>
@@ -3957,7 +3780,7 @@
         <w:spacing w:before="0" w:after="0" w:line="240" w:lineRule="auto"/>
       </w:pPr>
       <w:rPr>
-        <w:rFonts w:asciiTheme="majorHAnsi" w:eastAsiaTheme="majorEastAsia" w:hAnsiTheme="majorHAnsi" w:cstheme="majorBidi"/>
+        <w:rFonts/>
         <w:b/>
         <w:bCs/>
       </w:rPr>
@@ -3975,14 +3798,14 @@
     </w:tblStylePr>
     <w:tblStylePr w:type="firstCol">
       <w:rPr>
-        <w:rFonts w:asciiTheme="majorHAnsi" w:eastAsiaTheme="majorEastAsia" w:hAnsiTheme="majorHAnsi" w:cstheme="majorBidi"/>
+        <w:rFonts/>
         <w:b/>
         <w:bCs/>
       </w:rPr>
     </w:tblStylePr>
     <w:tblStylePr w:type="lastCol">
       <w:rPr>
-        <w:rFonts w:asciiTheme="majorHAnsi" w:eastAsiaTheme="majorEastAsia" w:hAnsiTheme="majorHAnsi" w:cstheme="majorBidi"/>
+        <w:rFonts/>
         <w:b/>
         <w:bCs/>
       </w:rPr>
@@ -4066,7 +3889,7 @@
         <w:spacing w:before="0" w:after="0" w:line="240" w:lineRule="auto"/>
       </w:pPr>
       <w:rPr>
-        <w:rFonts w:asciiTheme="majorHAnsi" w:eastAsiaTheme="majorEastAsia" w:hAnsiTheme="majorHAnsi" w:cstheme="majorBidi"/>
+        <w:rFonts/>
         <w:b/>
         <w:bCs/>
       </w:rPr>
@@ -4087,7 +3910,7 @@
         <w:spacing w:before="0" w:after="0" w:line="240" w:lineRule="auto"/>
       </w:pPr>
       <w:rPr>
-        <w:rFonts w:asciiTheme="majorHAnsi" w:eastAsiaTheme="majorEastAsia" w:hAnsiTheme="majorHAnsi" w:cstheme="majorBidi"/>
+        <w:rFonts/>
         <w:b/>
         <w:bCs/>
       </w:rPr>
@@ -4105,14 +3928,14 @@
     </w:tblStylePr>
     <w:tblStylePr w:type="firstCol">
       <w:rPr>
-        <w:rFonts w:asciiTheme="majorHAnsi" w:eastAsiaTheme="majorEastAsia" w:hAnsiTheme="majorHAnsi" w:cstheme="majorBidi"/>
+        <w:rFonts/>
         <w:b/>
         <w:bCs/>
       </w:rPr>
     </w:tblStylePr>
     <w:tblStylePr w:type="lastCol">
       <w:rPr>
-        <w:rFonts w:asciiTheme="majorHAnsi" w:eastAsiaTheme="majorEastAsia" w:hAnsiTheme="majorHAnsi" w:cstheme="majorBidi"/>
+        <w:rFonts/>
         <w:b/>
         <w:bCs/>
       </w:rPr>
@@ -5977,7 +5800,7 @@
     </w:tblPr>
     <w:tblStylePr w:type="firstRow">
       <w:rPr>
-        <w:rFonts w:asciiTheme="majorHAnsi" w:eastAsiaTheme="majorEastAsia" w:hAnsiTheme="majorHAnsi" w:cstheme="majorBidi"/>
+        <w:rFonts/>
       </w:rPr>
       <w:tblPr/>
       <w:tcPr>
@@ -6061,7 +5884,7 @@
     </w:tblPr>
     <w:tblStylePr w:type="firstRow">
       <w:rPr>
-        <w:rFonts w:asciiTheme="majorHAnsi" w:eastAsiaTheme="majorEastAsia" w:hAnsiTheme="majorHAnsi" w:cstheme="majorBidi"/>
+        <w:rFonts/>
       </w:rPr>
       <w:tblPr/>
       <w:tcPr>
@@ -6145,7 +5968,7 @@
     </w:tblPr>
     <w:tblStylePr w:type="firstRow">
       <w:rPr>
-        <w:rFonts w:asciiTheme="majorHAnsi" w:eastAsiaTheme="majorEastAsia" w:hAnsiTheme="majorHAnsi" w:cstheme="majorBidi"/>
+        <w:rFonts/>
       </w:rPr>
       <w:tblPr/>
       <w:tcPr>
@@ -6229,7 +6052,7 @@
     </w:tblPr>
     <w:tblStylePr w:type="firstRow">
       <w:rPr>
-        <w:rFonts w:asciiTheme="majorHAnsi" w:eastAsiaTheme="majorEastAsia" w:hAnsiTheme="majorHAnsi" w:cstheme="majorBidi"/>
+        <w:rFonts/>
       </w:rPr>
       <w:tblPr/>
       <w:tcPr>
@@ -6313,7 +6136,7 @@
     </w:tblPr>
     <w:tblStylePr w:type="firstRow">
       <w:rPr>
-        <w:rFonts w:asciiTheme="majorHAnsi" w:eastAsiaTheme="majorEastAsia" w:hAnsiTheme="majorHAnsi" w:cstheme="majorBidi"/>
+        <w:rFonts/>
       </w:rPr>
       <w:tblPr/>
       <w:tcPr>
@@ -6397,7 +6220,7 @@
     </w:tblPr>
     <w:tblStylePr w:type="firstRow">
       <w:rPr>
-        <w:rFonts w:asciiTheme="majorHAnsi" w:eastAsiaTheme="majorEastAsia" w:hAnsiTheme="majorHAnsi" w:cstheme="majorBidi"/>
+        <w:rFonts/>
       </w:rPr>
       <w:tblPr/>
       <w:tcPr>
@@ -6481,7 +6304,7 @@
     </w:tblPr>
     <w:tblStylePr w:type="firstRow">
       <w:rPr>
-        <w:rFonts w:asciiTheme="majorHAnsi" w:eastAsiaTheme="majorEastAsia" w:hAnsiTheme="majorHAnsi" w:cstheme="majorBidi"/>
+        <w:rFonts/>
       </w:rPr>
       <w:tblPr/>
       <w:tcPr>
@@ -6546,7 +6369,7 @@
       <w:spacing w:after="0" w:line="240" w:lineRule="auto"/>
     </w:pPr>
     <w:rPr>
-      <w:rFonts w:asciiTheme="majorHAnsi" w:eastAsiaTheme="majorEastAsia" w:hAnsiTheme="majorHAnsi" w:cstheme="majorBidi"/>
+      <w:rFonts/>
       <w:color w:val="000000" w:themeColor="text1"/>
     </w:rPr>
     <w:tblPr>
@@ -6674,7 +6497,7 @@
       <w:spacing w:after="0" w:line="240" w:lineRule="auto"/>
     </w:pPr>
     <w:rPr>
-      <w:rFonts w:asciiTheme="majorHAnsi" w:eastAsiaTheme="majorEastAsia" w:hAnsiTheme="majorHAnsi" w:cstheme="majorBidi"/>
+      <w:rFonts/>
       <w:color w:val="000000" w:themeColor="text1"/>
     </w:rPr>
     <w:tblPr>
@@ -6802,7 +6625,7 @@
       <w:spacing w:after="0" w:line="240" w:lineRule="auto"/>
     </w:pPr>
     <w:rPr>
-      <w:rFonts w:asciiTheme="majorHAnsi" w:eastAsiaTheme="majorEastAsia" w:hAnsiTheme="majorHAnsi" w:cstheme="majorBidi"/>
+      <w:rFonts/>
       <w:color w:val="000000" w:themeColor="text1"/>
     </w:rPr>
     <w:tblPr>
@@ -6930,7 +6753,7 @@
       <w:spacing w:after="0" w:line="240" w:lineRule="auto"/>
     </w:pPr>
     <w:rPr>
-      <w:rFonts w:asciiTheme="majorHAnsi" w:eastAsiaTheme="majorEastAsia" w:hAnsiTheme="majorHAnsi" w:cstheme="majorBidi"/>
+      <w:rFonts/>
       <w:color w:val="000000" w:themeColor="text1"/>
     </w:rPr>
     <w:tblPr>
@@ -7058,7 +6881,7 @@
       <w:spacing w:after="0" w:line="240" w:lineRule="auto"/>
     </w:pPr>
     <w:rPr>
-      <w:rFonts w:asciiTheme="majorHAnsi" w:eastAsiaTheme="majorEastAsia" w:hAnsiTheme="majorHAnsi" w:cstheme="majorBidi"/>
+      <w:rFonts/>
       <w:color w:val="000000" w:themeColor="text1"/>
     </w:rPr>
     <w:tblPr>
@@ -7186,7 +7009,7 @@
       <w:spacing w:after="0" w:line="240" w:lineRule="auto"/>
     </w:pPr>
     <w:rPr>
-      <w:rFonts w:asciiTheme="majorHAnsi" w:eastAsiaTheme="majorEastAsia" w:hAnsiTheme="majorHAnsi" w:cstheme="majorBidi"/>
+      <w:rFonts/>
       <w:color w:val="000000" w:themeColor="text1"/>
     </w:rPr>
     <w:tblPr>
@@ -7314,7 +7137,7 @@
       <w:spacing w:after="0" w:line="240" w:lineRule="auto"/>
     </w:pPr>
     <w:rPr>
-      <w:rFonts w:asciiTheme="majorHAnsi" w:eastAsiaTheme="majorEastAsia" w:hAnsiTheme="majorHAnsi" w:cstheme="majorBidi"/>
+      <w:rFonts/>
       <w:color w:val="000000" w:themeColor="text1"/>
     </w:rPr>
     <w:tblPr>
@@ -7953,7 +7776,7 @@
       <w:spacing w:after="0" w:line="240" w:lineRule="auto"/>
     </w:pPr>
     <w:rPr>
-      <w:rFonts w:asciiTheme="majorHAnsi" w:eastAsiaTheme="majorEastAsia" w:hAnsiTheme="majorHAnsi" w:cstheme="majorBidi"/>
+      <w:rFonts/>
       <w:color w:val="000000" w:themeColor="text1"/>
     </w:rPr>
     <w:tblPr>
@@ -8078,7 +7901,7 @@
       <w:spacing w:after="0" w:line="240" w:lineRule="auto"/>
     </w:pPr>
     <w:rPr>
-      <w:rFonts w:asciiTheme="majorHAnsi" w:eastAsiaTheme="majorEastAsia" w:hAnsiTheme="majorHAnsi" w:cstheme="majorBidi"/>
+      <w:rFonts/>
       <w:color w:val="000000" w:themeColor="text1"/>
     </w:rPr>
     <w:tblPr>
@@ -8203,7 +8026,7 @@
       <w:spacing w:after="0" w:line="240" w:lineRule="auto"/>
     </w:pPr>
     <w:rPr>
-      <w:rFonts w:asciiTheme="majorHAnsi" w:eastAsiaTheme="majorEastAsia" w:hAnsiTheme="majorHAnsi" w:cstheme="majorBidi"/>
+      <w:rFonts/>
       <w:color w:val="000000" w:themeColor="text1"/>
     </w:rPr>
     <w:tblPr>
@@ -8328,7 +8151,7 @@
       <w:spacing w:after="0" w:line="240" w:lineRule="auto"/>
     </w:pPr>
     <w:rPr>
-      <w:rFonts w:asciiTheme="majorHAnsi" w:eastAsiaTheme="majorEastAsia" w:hAnsiTheme="majorHAnsi" w:cstheme="majorBidi"/>
+      <w:rFonts/>
       <w:color w:val="000000" w:themeColor="text1"/>
     </w:rPr>
     <w:tblPr>
@@ -8453,7 +8276,7 @@
       <w:spacing w:after="0" w:line="240" w:lineRule="auto"/>
     </w:pPr>
     <w:rPr>
-      <w:rFonts w:asciiTheme="majorHAnsi" w:eastAsiaTheme="majorEastAsia" w:hAnsiTheme="majorHAnsi" w:cstheme="majorBidi"/>
+      <w:rFonts/>
       <w:color w:val="000000" w:themeColor="text1"/>
     </w:rPr>
     <w:tblPr>
@@ -8578,7 +8401,7 @@
       <w:spacing w:after="0" w:line="240" w:lineRule="auto"/>
     </w:pPr>
     <w:rPr>
-      <w:rFonts w:asciiTheme="majorHAnsi" w:eastAsiaTheme="majorEastAsia" w:hAnsiTheme="majorHAnsi" w:cstheme="majorBidi"/>
+      <w:rFonts/>
       <w:color w:val="000000" w:themeColor="text1"/>
     </w:rPr>
     <w:tblPr>
@@ -8703,7 +8526,7 @@
       <w:spacing w:after="0" w:line="240" w:lineRule="auto"/>
     </w:pPr>
     <w:rPr>
-      <w:rFonts w:asciiTheme="majorHAnsi" w:eastAsiaTheme="majorEastAsia" w:hAnsiTheme="majorHAnsi" w:cstheme="majorBidi"/>
+      <w:rFonts/>
       <w:color w:val="000000" w:themeColor="text1"/>
     </w:rPr>
     <w:tblPr>

--- a/az/discovery-articles/3.15 Lift.docx
+++ b/az/discovery-articles/3.15 Lift.docx
@@ -32,7 +32,7 @@
         <w:rPr>
           <w:sz w:val="20"/>
         </w:rPr>
-        <w:t>Dövr: təxminən XIX əsrin ortaları (təhlükəsizlik mexanizmli lift); daha əvvəl qaldırıcılar; sonralar hündür binalar üçün elektrik sistemləri | Əsas şəxslər: Elişa Otis (təhlükəsizlik əyləcinin nümayişi); mədən və anbar qaldırıcılarının ustaları; sonrakı elektrik lift mühəndisləri</w:t>
+        <w:t>Dövr: XIX əsrin ortaları — təhlükəsizlik mexanizmli liftlərin inkişafı; daha əvvəl yükqaldırıcı qurğular; sonralar hündür binalar üçün elektrik liftləri | Əsas şəxslər: Elişa Otis — təhlükəsizlik mexanizminin nümayişi; mədən və anbarlar üçün qaldırıcı qurğular hazırlayan ustalar; sonrakı dövrlərdə elektrik liftlərini təkmilləşdirən mühəndislər</w:t>
       </w:r>
     </w:p>
     <w:p>
@@ -40,7 +40,7 @@
         <w:widowControl/>
       </w:pPr>
       <w:r>
-        <w:t>Lift insanları və yükləri mərtəbələr arasında daşıyan, istiqamətləndiricilər üzrə hərəkət edən kabinədir. Təhlükəsizlik əyləcləri, sonra elektrik ötürücüləri onu etibarlı etdi. Şaquli məkan gündəlik istifadə olunan daşınmaz əmlaka çevrildi.</w:t>
+        <w:t>Lift insanları və yükləri mərtəbələr arasında daşıyan qurğudur. Onun kabinəsi xüsusi istiqamətləndiricilər boyunca yuxarı və aşağı hərəkət edir. Təhlükəsizlik mexanizmləri, daha sonra isə elektriklə işləyən sistemlər liftləri gündəlik istifadə üçün etibarlı etdi. Bunun sayəsində binaların yuxarı mərtəbələrində yaşamaq və işləmək daha əlverişli oldu.</w:t>
       </w:r>
     </w:p>
     <w:p>
@@ -58,7 +58,7 @@
         <w:widowControl/>
       </w:pPr>
       <w:r>
-        <w:t>Sərnişinlər liftə etibar etməzdən xeyli əvvəl yüklər üçün qaldırıcılar vardı.</w:t>
+        <w:t>İnsanların liftlə daşınması geniş yayılmazdan xeyli əvvəl yükqaldırıcı qurğulardan istifadə olunurdu.</w:t>
       </w:r>
     </w:p>
     <w:p>
@@ -67,7 +67,7 @@
         <w:widowControl/>
       </w:pPr>
       <w:r>
-        <w:t>Elişa Otis 1850-ci illərdə kanat qırılanda platformanın düşməsini dayandıran mexanizm nümayiş etdirdi.</w:t>
+        <w:t>Elişa Otis 1850-ci illərdə daşıyıcı kanat qırıldıqda platformanın düşməsinin qarşısını alan mexanizm nümayiş etdirdi.</w:t>
       </w:r>
     </w:p>
     <w:p>
@@ -76,7 +76,7 @@
         <w:widowControl/>
       </w:pPr>
       <w:r>
-        <w:t>Böyüyən şəhər binalarında buxar, hidravlik və sonra elektrik liftləri işlədildi.</w:t>
+        <w:t>Şəhərlərdə binalar ucaldıqca buxarla, hidravlik üsulla və sonralar elektriklə işləyən liftlər yayıldı.</w:t>
       </w:r>
     </w:p>
     <w:p>
@@ -85,7 +85,7 @@
         <w:widowControl/>
       </w:pPr>
       <w:r>
-        <w:t>Avtomatik idarəetmə, qapılar və qaydalar sərnişin daşınmasını adiləşdirdi.</w:t>
+        <w:t>Avtomatik idarəetmə, təhlükəsiz qapı mexanizmləri və istismar qaydaları liftlə sərnişin daşınmasını gündəlik həyatın adi hissəsinə çevirdi.</w:t>
       </w:r>
     </w:p>
     <w:p>
@@ -94,7 +94,7 @@
         <w:widowControl/>
       </w:pPr>
       <w:r>
-        <w:t>Göydələnlərin iqtisadi səmərəsi sürətli və təhlükəsiz şaquli nəqliyyatdan asılıdır.</w:t>
+        <w:t>Göydələnlərdən səmərəli istifadə etmək üçün insanların mərtəbələr arasında sürətli və təhlükəsiz hərəkəti vacibdir.</w:t>
       </w:r>
     </w:p>
     <w:p>
@@ -103,15 +103,7 @@
         <w:widowControl/>
       </w:pPr>
       <w:r>
-        <w:t>Bu nədir</w:t>
-      </w:r>
-    </w:p>
-    <w:p>
-      <w:pPr>
-        <w:widowControl/>
-      </w:pPr>
-      <w:r>
-        <w:t>Lift şaxtada kanat, hidravlik və ya başqa ötürücü ilə qalxıb-enən kabinədir; istiqamətləndiricilər onu düzgün xəttdə saxlayır. Tutucular, buferlər və bloklayıcı mexanizmlər nasazlıq zamanı insanları qorumağa, əksçəki isə yükü tarazlamağa xidmət edir. Düymələr və çağırışların idarəsi şaxtanı ortaq şaquli küçəyə çevirir. Sadə desək, bu, qalxan otaqdır. Həlledici yenilik qaldırmanın özü deyildi — mədənlərdə bucurqadlar vardı — insanları ona minməyə razı salan təhlükəsizlik idi.</w:t>
+        <w:t>Bu nədir?</w:t>
       </w:r>
     </w:p>
     <w:p>
@@ -120,15 +112,7 @@
         <w:widowControl/>
       </w:pPr>
       <w:r>
-        <w:t>Kim kəşf edib və ya yaradıb</w:t>
-      </w:r>
-    </w:p>
-    <w:p>
-      <w:pPr>
-        <w:widowControl/>
-      </w:pPr>
-      <w:r>
-        <w:t>Anbar və teatrlarda qaldırıcı platformalar qədimdən işlənirdi. Elişa Otis qaldırıcı ip qırılanda relslərdən tutan təhlükəsizlik qurğusunu satışa çıxarması ilə rəmzi simaya çevrildi. Onun 1850-ci illərdə Nyu-Yorkdakı nümayişi məşhur oldu. Saysız mühəndis barabanları, hidravlikanı, elektrik dartısını və qapıları təkmilləşdirdi. Etibarın yaranmasında tikinti qaydalarının və müfəttişlərin də payı vardı. Marka hekayəsi uzun qaldırıcı ustalığı tarixini bir sərgi anına endirir.</w:t>
+        <w:t>Lift binanın daxilindəki xüsusi şaquli boşluqda — lift şaxtasında — qalxıb-enən kabinədən ibarətdir. Kabinə kanatla, hidravlik mexanizmlə və ya başqa üsulla hərəkətə gətirilir. İstiqamətləndirici relslər onun müəyyən xətt üzrə hərəkətini təmin edir.</w:t>
       </w:r>
     </w:p>
     <w:p>
@@ -137,15 +121,106 @@
         <w:widowControl/>
       </w:pPr>
       <w:r>
-        <w:t>Nə vaxt və necə yaranıb</w:t>
+        <w:t>Təhlükəsizlik tutucuları, zərbəni yumşaldan buferlər və qoruyucu kilidləmə mexanizmləri nasazlıq zamanı sərnişinləri qorumağa xidmət edir. Əksçəki olan sistemlərdə isə bu çəki kabinənin və yükün ağırlığını qismən tarazlayır.</w:t>
       </w:r>
     </w:p>
     <w:p>
       <w:pPr>
+        <w:pStyle w:val="Heading1"/>
         <w:widowControl/>
       </w:pPr>
       <w:r>
-        <w:t>XIX əsrin ortalarında təhlükəsizlik nümayişləri dəmir karkaslı binaların daha hündür tikilmək ehtiyacı ilə üst-üstə düşdü. Univermaq və ofislərdə buxar və hidravlik liftlər işləyirdi. XIX əsrin sonu və XX əsrin əvvəllərində elektrik dartısı daha hündür şaxtalara uyğun gəldi. Avtomatik iş liftçilərə ehtiyacı azaltdı; zonalaşdırma və yanğın qaydaları da paralel dəyişdi. Göydələn dövründə lift qrupları fasadlar qədər səciyyəvi oldu. Şəhər torpağının qiyməti artdıqca liftlərin istifadəsi genişləndi.</w:t>
+        <w:t>Sərnişin düyməni basaraq lifti çağırır, idarəetmə sistemi isə kabinənin hansı mərtəbəyə getməsini müəyyənləşdirir. Sadə desək, lift mərtəbələr arasında hərəkət edən kiçik otağa bənzəyir.</w:t>
+      </w:r>
+    </w:p>
+    <w:p>
+      <w:pPr>
+        <w:pStyle w:val="Heading1"/>
+        <w:widowControl/>
+      </w:pPr>
+      <w:r>
+        <w:t>Əsas yenilik yükü yuxarı qaldırmaq deyildi: mədənlərdə bunun üçün çoxdan bucurqadlardan — kanatı barabana sarıyan qurğulardan — istifadə olunurdu. İnsanların da bu qurğuya etibar edib minməsi üçün təhlükəsizliyi təmin etmək lazım idi.</w:t>
+      </w:r>
+    </w:p>
+    <w:p>
+      <w:pPr>
+        <w:pStyle w:val="Heading1"/>
+        <w:widowControl/>
+      </w:pPr>
+      <w:r>
+        <w:t>Kim yaradıb?</w:t>
+      </w:r>
+    </w:p>
+    <w:p>
+      <w:pPr>
+        <w:pStyle w:val="Heading1"/>
+        <w:widowControl/>
+      </w:pPr>
+      <w:r>
+        <w:t>Liftin yaranmasını tək bir şəxsin adı ilə bağlamaq olmaz. Anbarlarda və teatrlarda qaldırıcı platformalardan əvvəllər də istifadə edilirdi.</w:t>
+      </w:r>
+    </w:p>
+    <w:p>
+      <w:pPr>
+        <w:pStyle w:val="Heading1"/>
+        <w:widowControl/>
+      </w:pPr>
+      <w:r>
+        <w:t>Elişa Otis daşıyıcı kanat qırıldıqda platformanı istiqamətləndirici relslərə ilişdirib saxlayan təhlükəsizlik mexanizmi ilə tanındı. Onun 1850-ci illərdə Nyu-Yorkda keçirdiyi nümayiş bu qurğuya böyük maraq oyatdı.</w:t>
+      </w:r>
+    </w:p>
+    <w:p>
+      <w:pPr>
+        <w:pStyle w:val="Heading1"/>
+        <w:widowControl/>
+      </w:pPr>
+      <w:r>
+        <w:t>Sonrakı dövrlərdə çoxsaylı mühəndislər kanatın sarındığı barabanları, hidravlik mexanizmləri, elektriklə hərəkət sistemlərini və qapıları təkmilləşdirdilər. Tikinti və təhlükəsizlik qaydaları, eləcə də texniki yoxlamalar liftlərə etibarın artmasına kömək etdi.</w:t>
+      </w:r>
+    </w:p>
+    <w:p>
+      <w:pPr>
+        <w:pStyle w:val="Heading1"/>
+        <w:widowControl/>
+      </w:pPr>
+      <w:r>
+        <w:t>Otisin məşhur nümayişi bu tarixdə mühüm yer tutur. Lakin liftin inkişafı həmin hadisədən əvvəl başlayan və sonralar da davam edən uzunmüddətli mühəndis əməyinin nəticəsidir.</w:t>
+      </w:r>
+    </w:p>
+    <w:p>
+      <w:pPr>
+        <w:pStyle w:val="Heading1"/>
+        <w:widowControl/>
+      </w:pPr>
+      <w:r>
+        <w:t>Nə vaxt və necə yaranıb?</w:t>
+      </w:r>
+    </w:p>
+    <w:p>
+      <w:pPr>
+        <w:pStyle w:val="Heading1"/>
+        <w:widowControl/>
+      </w:pPr>
+      <w:r>
+        <w:t>XIX əsrin ortalarında liftlərin təhlükəsizliyinə maraq artdığı vaxt şəhərlərdə daha hündür binalara da ehtiyac yaranırdı. Dəmir karkaslı tikililər bu istiqamətdə yeni imkanlar açırdı. Böyük mağazalarda və ofis binalarında buxar və hidravlik liftlərdən istifadə olunmağa başladı.</w:t>
+      </w:r>
+    </w:p>
+    <w:p>
+      <w:pPr>
+        <w:pStyle w:val="Heading1"/>
+        <w:widowControl/>
+      </w:pPr>
+      <w:r>
+        <w:t>XIX əsrin sonu və XX əsrin əvvəllərində elektrik liftləri daha hündür binalara xidmət göstərməyə imkan verdi. İdarəetmə avtomatlaşdırıldıqca kabinədə liftçi saxlamağa ehtiyac azaldı. Eyni zamanda liftlərin xidmət etdiyi mərtəbələrin qruplaşdırılması və yanğın təhlükəsizliyi qaydaları da inkişaf edirdi.</w:t>
+      </w:r>
+    </w:p>
+    <w:p>
+      <w:pPr>
+        <w:pStyle w:val="Heading1"/>
+        <w:widowControl/>
+      </w:pPr>
+      <w:r>
+        <w:t>Göydələnlərdə bir neçə liftin əlaqəli işlədiyi sistemlər binanın layihəsində mühüm yer tutdu. Şəhərlərdə torpaq bahalaşdıqca hündür tikintiyə, bununla birlikdə liftlərə də tələbat artdı.</w:t>
       </w:r>
     </w:p>
     <w:p>
@@ -159,10 +234,29 @@
     </w:p>
     <w:p>
       <w:pPr>
+        <w:pStyle w:val="Heading1"/>
         <w:widowControl/>
       </w:pPr>
       <w:r>
-        <w:t>Liftdə dinamika, sürtünmə, idarəetmə və insan amili birləşir: sürətlənmənin rahatlığı, kanatın uzanması, gözləmə növbələri. Təhlükəsizlik mühəndisliyi nadir kanat qırılmasını sonradan düşünüləcək məsələ deyil, layihə şərti sayır. Dartılı liftlər əksçəki ilə mexaniki üstünlüyü və enerji qənaətini göstərir. Hündür binada yanğın və tüstü modelləri şaxtaları şaquli yayılma yolu kimi nəzərə almalıdır. Lift ictimaiyyətin hər gün sınadığı etibarlılıq laboratoriyasıdır.</w:t>
+        <w:t>Liftin layihələndirilməsində hərəkət, sürtünmə və idarəetmə ilə bağlı hesablamalar insan rahatlığı ilə uzlaşdırılır. Kabinə nə qədər sürətlə sürətlənməlidir? Kanat yük altında nə qədər uzanır? Sərnişinlər lifti nə qədər gözləyirlər? Mühəndislər bu sualları birlikdə nəzərə alırlar.</w:t>
+      </w:r>
+    </w:p>
+    <w:p>
+      <w:pPr>
+        <w:pStyle w:val="Heading1"/>
+        <w:widowControl/>
+      </w:pPr>
+      <w:r>
+        <w:t>Kanatın qırılması kimi nadir nasazlıqlara qarşı tədbirlər layihələndirmə mərhələsində düşünülür. Kanatlı, əksçəkili liftlərdə kabinənin ağırlığının qismən tarazlanması mühərrikin işini yüngülləşdirir və enerjiyə qənaət etməyə kömək edir.</w:t>
+      </w:r>
+    </w:p>
+    <w:p>
+      <w:pPr>
+        <w:pStyle w:val="Heading1"/>
+        <w:widowControl/>
+      </w:pPr>
+      <w:r>
+        <w:t>Hündür binalarda yanğının və tüstünün yayılması hesablanarkən lift şaxtaları da nəzərə alınır. Beləliklə, lift gündəlik istifadə etdiyimiz, etibarlılığı isə dəqiq hesablamalardan, təhlükəsizlik mexanizmlərindən və texniki xidmətdən asılı olan bir sistemdir.</w:t>
       </w:r>
     </w:p>
     <w:p>
@@ -176,10 +270,11 @@
     </w:p>
     <w:p>
       <w:pPr>
+        <w:pStyle w:val="Heading1"/>
         <w:widowControl/>
       </w:pPr>
       <w:r>
-        <w:t>Etibarlı lift olmadan müasir göydələn və çoxmərtəbəli otel iqtisadi baxımdan çətin əsaslandırılar. Şəhər sıxlığı, mərkəzi iş rayonları və şaquli ticarət mərkəzləri liftə arxalanır. Sonralar əlçatanlıq müzakirələri lifti bərabər istifadə hüququnun infrastrukturu kimi də önə çıxardı. Anbar avtomatlaşdırması və tikinti qaldırıcıları onun yaxın qohumlarıdır. İnsanlar küçə səsindən xeyli yuxarıda yaşayıb işləyə bildiyi üçün memarlığın silueti dəyişdi — bir şərtlə ki, çağırılan kabinə gəlsin.</w:t>
+        <w:t>Etibarlı liftlər olmasaydı, müasir göydələnlərdən və çoxmərtəbəli otellərdən istifadə xeyli çətinləşər, belə binaların tikilməsi bir çox halda iqtisadi baxımdan sərfəli olmazdı. Sıx şəhər tikintisi, işgüzar mərkəzlər və çoxmərtəbəli ticarət mərkəzləri liftlərin yaratdığı imkanlardan yararlanır.</w:t>
       </w:r>
     </w:p>
     <w:p>
@@ -188,15 +283,52 @@
         <w:widowControl/>
       </w:pPr>
       <w:r>
-        <w:t>İnsan həyatını necə dəyişib</w:t>
+        <w:t>Sonralar binaların hər kəs üçün əlçatan olması məsələsi liftin başqa bir əhəmiyyətini də önə çıxardı: mərtəbələr arasında hərəkət imkanı insanların pilləkən qalxmaq qabiliyyətindən asılı qalmamalıdır.</w:t>
       </w:r>
     </w:p>
     <w:p>
       <w:pPr>
+        <w:pStyle w:val="Heading1"/>
         <w:widowControl/>
       </w:pPr>
       <w:r>
-        <w:t>Üst mərtəbələr ucuz çardaqdan dəyərli mənzərəli məkanlara çevrildi. İşə gedişin bir hissəsi şaquli oldu, təsadüfi görüşlər foyelərə və kabinələrə keçdi. Hündürlük qorxusunun qarşısına düyməli polad qutu çıxdı; bəziləri ona tam etibar etmədi. Sıx şəhərlərdə gündəlik həyat iyirmi mərtəbəni piyada qalxmağın seçim olmasına əsaslanır. Lift dayananadək bu asılılıq çox vaxt hiss edilmir.</w:t>
+        <w:t>Anbarlardakı avtomatlaşdırılmış yükqaldırıcılar və tikinti liftləri də oxşar prinsiplərlə işləyir. İnsanların yerdən xeyli yüksəklikdə rahat yaşayıb işləyə bilməsi şəhərlərin görünüşünü dəyişdirdi. Bu rahatlığın davam etməsi isə liftlərin saz işləməsindən asılıdır.</w:t>
+      </w:r>
+    </w:p>
+    <w:p>
+      <w:pPr>
+        <w:pStyle w:val="Heading1"/>
+        <w:widowControl/>
+      </w:pPr>
+      <w:r>
+        <w:t>İnsan həyatını necə dəyişib?</w:t>
+      </w:r>
+    </w:p>
+    <w:p>
+      <w:pPr>
+        <w:pStyle w:val="Heading1"/>
+        <w:widowControl/>
+      </w:pPr>
+      <w:r>
+        <w:t>Əvvəllər pilləkənlə qalxmaq çətin olduğuna görə ucuz sayılan yuxarı mərtəbələr gözəl mənzərəsi olan qiymətli yaşayış və iş yerlərinə çevrildi. İşə gedən insanın yolunun bir hissəsi artıq liftlə qalxmaqdan ibarət idi. Binaların giriş zalları və lift kabinələri gündəlik qarşılaşma yerləri oldu.</w:t>
+      </w:r>
+    </w:p>
+    <w:p>
+      <w:pPr>
+        <w:pStyle w:val="Heading1"/>
+        <w:widowControl/>
+      </w:pPr>
+      <w:r>
+        <w:t>Bununla belə, hamı liftə eyni rahatlıqla minmirdi. Hündürlükdən və qapalı kabinədən çəkinənlər üçün bu qurğuya alışmaq asan deyildi.</w:t>
+      </w:r>
+    </w:p>
+    <w:p>
+      <w:pPr>
+        <w:pStyle w:val="Heading1"/>
+        <w:widowControl/>
+      </w:pPr>
+      <w:r>
+        <w:t>Hündür binalarda lift insanı iyirmi mərtəbəni piyada qalxmaq məcburiyyətindən azad edir. Onun gündəlik həyatımızda nə qədər mühüm yer tutduğunu isə çox vaxt yalnız işləməyəndə hiss edirik.</w:t>
       </w:r>
     </w:p>
     <w:p>
@@ -217,7 +349,7 @@
         <w:rPr>
           <w:sz w:val="20"/>
         </w:rPr>
-        <w:t>A Kitablar və əsas elmi əsərlər</w:t>
+        <w:t>Kitablar və əsas elmi əsərlər</w:t>
       </w:r>
     </w:p>
     <w:p>
@@ -240,7 +372,7 @@
         <w:rPr>
           <w:sz w:val="20"/>
         </w:rPr>
-        <w:t>C Qurumların materialları və ensiklopedik mənbələr</w:t>
+        <w:t>Qurumların materialları və ensiklopedik mənbələr</w:t>
       </w:r>
     </w:p>
     <w:p>
@@ -300,7 +432,7 @@
         <w:rPr>
           <w:sz w:val="20"/>
         </w:rPr>
-        <w:t>J Mətbuat elmi kütləvi nəşrlər və ümumi mənbələr</w:t>
+        <w:t>Mətbuat elmi kütləvi nəşrlər və ümumi mənbələr</w:t>
       </w:r>
     </w:p>
     <w:p>
